--- a/docs/Team11_STP_Report.docx
+++ b/docs/Team11_STP_Report.docx
@@ -8387,13 +8387,14 @@
             <w:tcW w:type="dxa" w:w="3120"/>
           </w:tcPr>
           <w:p>
-            <w:r/>
-            <w:r>
-              <w:rPr>
-                <w:rFonts w:ascii="Times New Roman" w:hAnsi="Times New Roman"/>
-                <w:sz w:val="15"/>
-              </w:rPr>
-              <w:t>Approved / 15-09-2026</w:t>
+            <w:r>
+              <w:t>Gurubelli Yekambar Eshwar Rao / 15-09-2026</w:t>
+            </w:r>
+            <w:r>
+              <w:rPr>
+                <w:rFonts w:ascii="Times New Roman" w:hAnsi="Times New Roman"/>
+                <w:sz w:val="15"/>
+              </w:rPr>
             </w:r>
           </w:p>
         </w:tc>
@@ -8434,13 +8435,14 @@
             <w:tcW w:type="dxa" w:w="3120"/>
           </w:tcPr>
           <w:p>
-            <w:r/>
-            <w:r>
-              <w:rPr>
-                <w:rFonts w:ascii="Times New Roman" w:hAnsi="Times New Roman"/>
-                <w:sz w:val="15"/>
-              </w:rPr>
-              <w:t>Approved / 15-09-2026</w:t>
+            <w:r>
+              <w:t>Darshan P Pawar / 15-09-2026</w:t>
+            </w:r>
+            <w:r>
+              <w:rPr>
+                <w:rFonts w:ascii="Times New Roman" w:hAnsi="Times New Roman"/>
+                <w:sz w:val="15"/>
+              </w:rPr>
             </w:r>
           </w:p>
         </w:tc>
@@ -8481,13 +8483,14 @@
             <w:tcW w:type="dxa" w:w="3120"/>
           </w:tcPr>
           <w:p>
-            <w:r/>
-            <w:r>
-              <w:rPr>
-                <w:rFonts w:ascii="Times New Roman" w:hAnsi="Times New Roman"/>
-                <w:sz w:val="15"/>
-              </w:rPr>
-              <w:t>Approved / 15-09-2026</w:t>
+            <w:r>
+              <w:t>________________ / __________</w:t>
+            </w:r>
+            <w:r>
+              <w:rPr>
+                <w:rFonts w:ascii="Times New Roman" w:hAnsi="Times New Roman"/>
+                <w:sz w:val="15"/>
+              </w:rPr>
             </w:r>
           </w:p>
         </w:tc>

--- a/docs/Team11_STP_Report.docx
+++ b/docs/Team11_STP_Report.docx
@@ -4305,13 +4305,14 @@
             <w:tcW w:type="dxa" w:w="3120"/>
           </w:tcPr>
           <w:p>
-            <w:r/>
-            <w:r>
-              <w:rPr>
-                <w:rFonts w:ascii="Times New Roman" w:hAnsi="Times New Roman"/>
-                <w:sz w:val="15"/>
-              </w:rPr>
-              <w:t>15-09-2026</w:t>
+            <w:r>
+              <w:t>09-09-2026</w:t>
+            </w:r>
+            <w:r>
+              <w:rPr>
+                <w:rFonts w:ascii="Times New Roman" w:hAnsi="Times New Roman"/>
+                <w:sz w:val="15"/>
+              </w:rPr>
             </w:r>
           </w:p>
         </w:tc>
@@ -4352,13 +4353,14 @@
             <w:tcW w:type="dxa" w:w="3120"/>
           </w:tcPr>
           <w:p>
-            <w:r/>
-            <w:r>
-              <w:rPr>
-                <w:rFonts w:ascii="Times New Roman" w:hAnsi="Times New Roman"/>
-                <w:sz w:val="15"/>
-              </w:rPr>
-              <w:t>16-09-2026</w:t>
+            <w:r>
+              <w:t>10-09-2026</w:t>
+            </w:r>
+            <w:r>
+              <w:rPr>
+                <w:rFonts w:ascii="Times New Roman" w:hAnsi="Times New Roman"/>
+                <w:sz w:val="15"/>
+              </w:rPr>
             </w:r>
           </w:p>
         </w:tc>
@@ -4399,13 +4401,14 @@
             <w:tcW w:type="dxa" w:w="3120"/>
           </w:tcPr>
           <w:p>
-            <w:r/>
-            <w:r>
-              <w:rPr>
-                <w:rFonts w:ascii="Times New Roman" w:hAnsi="Times New Roman"/>
-                <w:sz w:val="15"/>
-              </w:rPr>
-              <w:t>16-09-2026</w:t>
+            <w:r>
+              <w:t>10-09-2026</w:t>
+            </w:r>
+            <w:r>
+              <w:rPr>
+                <w:rFonts w:ascii="Times New Roman" w:hAnsi="Times New Roman"/>
+                <w:sz w:val="15"/>
+              </w:rPr>
             </w:r>
           </w:p>
         </w:tc>
@@ -4446,13 +4449,14 @@
             <w:tcW w:type="dxa" w:w="3120"/>
           </w:tcPr>
           <w:p>
-            <w:r/>
-            <w:r>
-              <w:rPr>
-                <w:rFonts w:ascii="Times New Roman" w:hAnsi="Times New Roman"/>
-                <w:sz w:val="15"/>
-              </w:rPr>
-              <w:t>16-09-2026</w:t>
+            <w:r>
+              <w:t>11-09-2026</w:t>
+            </w:r>
+            <w:r>
+              <w:rPr>
+                <w:rFonts w:ascii="Times New Roman" w:hAnsi="Times New Roman"/>
+                <w:sz w:val="15"/>
+              </w:rPr>
             </w:r>
           </w:p>
         </w:tc>
@@ -4493,13 +4497,14 @@
             <w:tcW w:type="dxa" w:w="3120"/>
           </w:tcPr>
           <w:p>
-            <w:r/>
-            <w:r>
-              <w:rPr>
-                <w:rFonts w:ascii="Times New Roman" w:hAnsi="Times New Roman"/>
-                <w:sz w:val="15"/>
-              </w:rPr>
-              <w:t>17-09-2026</w:t>
+            <w:r>
+              <w:t>11-09-2026</w:t>
+            </w:r>
+            <w:r>
+              <w:rPr>
+                <w:rFonts w:ascii="Times New Roman" w:hAnsi="Times New Roman"/>
+                <w:sz w:val="15"/>
+              </w:rPr>
             </w:r>
           </w:p>
         </w:tc>
@@ -4540,13 +4545,14 @@
             <w:tcW w:type="dxa" w:w="3120"/>
           </w:tcPr>
           <w:p>
-            <w:r/>
-            <w:r>
-              <w:rPr>
-                <w:rFonts w:ascii="Times New Roman" w:hAnsi="Times New Roman"/>
-                <w:sz w:val="15"/>
-              </w:rPr>
-              <w:t>17-09-2026</w:t>
+            <w:r>
+              <w:t>12-09-2026</w:t>
+            </w:r>
+            <w:r>
+              <w:rPr>
+                <w:rFonts w:ascii="Times New Roman" w:hAnsi="Times New Roman"/>
+                <w:sz w:val="15"/>
+              </w:rPr>
             </w:r>
           </w:p>
         </w:tc>
@@ -4587,13 +4593,14 @@
             <w:tcW w:type="dxa" w:w="3120"/>
           </w:tcPr>
           <w:p>
-            <w:r/>
-            <w:r>
-              <w:rPr>
-                <w:rFonts w:ascii="Times New Roman" w:hAnsi="Times New Roman"/>
-                <w:sz w:val="15"/>
-              </w:rPr>
-              <w:t>18-09-2026</w:t>
+            <w:r>
+              <w:t>12-09-2026</w:t>
+            </w:r>
+            <w:r>
+              <w:rPr>
+                <w:rFonts w:ascii="Times New Roman" w:hAnsi="Times New Roman"/>
+                <w:sz w:val="15"/>
+              </w:rPr>
             </w:r>
           </w:p>
         </w:tc>
@@ -4634,13 +4641,14 @@
             <w:tcW w:type="dxa" w:w="3120"/>
           </w:tcPr>
           <w:p>
-            <w:r/>
-            <w:r>
-              <w:rPr>
-                <w:rFonts w:ascii="Times New Roman" w:hAnsi="Times New Roman"/>
-                <w:sz w:val="15"/>
-              </w:rPr>
-              <w:t>18-09-2026</w:t>
+            <w:r>
+              <w:t>13-09-2026</w:t>
+            </w:r>
+            <w:r>
+              <w:rPr>
+                <w:rFonts w:ascii="Times New Roman" w:hAnsi="Times New Roman"/>
+                <w:sz w:val="15"/>
+              </w:rPr>
             </w:r>
           </w:p>
         </w:tc>
@@ -4681,13 +4689,14 @@
             <w:tcW w:type="dxa" w:w="3120"/>
           </w:tcPr>
           <w:p>
-            <w:r/>
-            <w:r>
-              <w:rPr>
-                <w:rFonts w:ascii="Times New Roman" w:hAnsi="Times New Roman"/>
-                <w:sz w:val="15"/>
-              </w:rPr>
-              <w:t>19-09-2026</w:t>
+            <w:r>
+              <w:t>14-09-2026</w:t>
+            </w:r>
+            <w:r>
+              <w:rPr>
+                <w:rFonts w:ascii="Times New Roman" w:hAnsi="Times New Roman"/>
+                <w:sz w:val="15"/>
+              </w:rPr>
             </w:r>
           </w:p>
         </w:tc>
@@ -4728,13 +4737,14 @@
             <w:tcW w:type="dxa" w:w="3120"/>
           </w:tcPr>
           <w:p>
-            <w:r/>
-            <w:r>
-              <w:rPr>
-                <w:rFonts w:ascii="Times New Roman" w:hAnsi="Times New Roman"/>
-                <w:sz w:val="15"/>
-              </w:rPr>
-              <w:t>19-09-2026</w:t>
+            <w:r>
+              <w:t>15-09-2026</w:t>
+            </w:r>
+            <w:r>
+              <w:rPr>
+                <w:rFonts w:ascii="Times New Roman" w:hAnsi="Times New Roman"/>
+                <w:sz w:val="15"/>
+              </w:rPr>
             </w:r>
           </w:p>
         </w:tc>
